--- a/registry/jobs/2026-09-25_111732_infobus_php-developer-support_1917faa8-9aeb-4bb4-96ec-7b29df67d582/application/cover-letter.docx
+++ b/registry/jobs/2026-09-25_111732_infobus_php-developer-support_1917faa8-9aeb-4bb4-96ec-7b29df67d582/application/cover-letter.docx
@@ -16,7 +16,7 @@
           <w:szCs w:val="24"/>
           <w:rtl w:val="false"/>
         </w:rPr>
-        <w:t xml:space="preserve">Dear Hiring Team,</w:t>
+        <w:t xml:space="preserve">Dear INFOBUS Hiring Team,</w:t>
       </w:r>
     </w:p>
     <w:p>
@@ -33,7 +33,7 @@
           <w:szCs w:val="24"/>
           <w:rtl w:val="false"/>
         </w:rPr>
-        <w:t xml:space="preserve">I'm Valentin Nikolaev, a backend engineer with 15+ years of experience supporting production PHP systems, and I'm writing about the PHP Developer (Support) role at INFOBUS. Since 2002, INFOBUS has grown its BUSSYSTEM platform to connect more than 40 countries and 6,500 carriers, and the partner-integration problems you're solving are exactly the kind of high-stakes, partner-facing systems work I focus on.</w:t>
+        <w:t xml:space="preserve">The PHP Developer (Support) role calls for someone who can trace a production problem from an API request through the application and database, then make the service reliable for its users. That combination matches the work I have done across PHP integrations and backend operations. I am Valentin Nikolaev, a backend developer with more than 15 years of production experience, and I would welcome the chance to work on your partner APIs.</w:t>
       </w:r>
     </w:p>
     <w:p>
@@ -50,7 +50,7 @@
           <w:szCs w:val="24"/>
           <w:rtl w:val="false"/>
         </w:rPr>
-        <w:t xml:space="preserve">Most recently, at CRURATED, I took full production ownership of a partner integration covering authentication and OTP, account linking, and purchase-ownership verification, along with the request-and-response logging needed to diagnose issues when a partner's traffic misbehaves. Being the person who reads the actual request and response when something breaks, and fixes it without breaking anything else, is the core of what this role asks for.</w:t>
+        <w:t xml:space="preserve">In my PHP consulting engagement with CRURATED, I held technical ownership of a production integration covering authentication and one-time passwords, account linking, purchase-ownership checks, and request and response logging. The logging was part of the integration design, giving engineers the information needed to investigate a failed request without guessing at what the partner sent or the service returned. That experience is directly relevant to INFOBUS's emphasis on diagnosing partner API issues and explaining technical problems clearly.</w:t>
       </w:r>
     </w:p>
     <w:p>
@@ -67,7 +67,7 @@
           <w:szCs w:val="24"/>
           <w:rtl w:val="false"/>
         </w:rPr>
-        <w:t xml:space="preserve">I've also spent real time on the database side of production support. At airSlate, I reduced peak load on the main database by removing bottlenecks and redistributing workload, stabilizing the service during high-traffic periods rather than just patching symptoms. Between that and the CRURATED integration work, I'm comfortable moving between "the API is returning the wrong thing" and "the database is the actual bottleneck," which is exactly the mix this role covers.</w:t>
+        <w:t xml:space="preserve">At airSlate, I addressed a different kind of production problem: peak load on the main database. I removed bottlenecks and redistributed work, improving stability during periods of heavy traffic. I also investigated service issues through logs, monitoring and SRE dashboards and delivered fixes. These examples show how I move from symptoms to the component that needs to change, whether the issue begins in an integration or in data access.</w:t>
       </w:r>
     </w:p>
     <w:p>
@@ -84,7 +84,7 @@
           <w:szCs w:val="24"/>
           <w:rtl w:val="false"/>
         </w:rPr>
-        <w:t xml:space="preserve">What draws me to INFOBUS specifically is the scale of the integration surface: coordinating 6,500 carriers and tens of thousands of points of sale across more than 40 countries means the partner-integration problems your team sees will be varied and genuinely worth debugging, not repetitive. I would bring that same troubleshooting ownership to your team, including the weekend duty rotation the role describes.</w:t>
+        <w:t xml:space="preserve">Your posting describes a travel booking platform that connects carriers and travelers and a role centered on keeping those integrations running. The breadth of partner connections makes careful diagnosis, clear API behavior and stable PHP services especially relevant. I would be glad to bring my integration and operations experience to that work.</w:t>
       </w:r>
     </w:p>
     <w:p>
@@ -101,7 +101,7 @@
           <w:szCs w:val="24"/>
           <w:rtl w:val="false"/>
         </w:rPr>
-        <w:t xml:space="preserve">I would welcome the chance to discuss how my background fits your needs and to talk through the specifics of the weekend rotation and on-call expectations, since I want to go into that commitment with clear eyes on both sides rather than assumptions.</w:t>
+        <w:t xml:space="preserve">I would also welcome a conversation about the weekend duty rotation and its practical expectations, so we can assess the fit openly. Thank you for considering my application.</w:t>
       </w:r>
     </w:p>
     <w:p>
@@ -110,6 +110,27 @@
         <w:spacing w:after="120" w:before="120" w:line="259.20000000000005"/>
         <w:jc w:val="left"/>
       </w:pPr>
+      <w:r>
+        <w:rPr>
+          <w:rFonts w:ascii="Aptos" w:cs="Aptos" w:eastAsia="Aptos" w:hAnsi="Aptos"/>
+          <w:color w:val="000000"/>
+          <w:sz w:val="24"/>
+          <w:szCs w:val="24"/>
+          <w:rtl w:val="false"/>
+        </w:rPr>
+        <w:t xml:space="preserve">Sincerely,</w:t>
+      </w:r>
+      <w:r>
+        <w:rPr>
+          <w:rFonts w:ascii="Aptos" w:cs="Aptos" w:eastAsia="Aptos" w:hAnsi="Aptos"/>
+          <w:color w:val="000000"/>
+          <w:sz w:val="24"/>
+          <w:szCs w:val="24"/>
+          <w:rtl w:val="false"/>
+        </w:rPr>
+        <w:t xml:space="preserve">
+</w:t>
+      </w:r>
       <w:r>
         <w:rPr>
           <w:rFonts w:ascii="Aptos" w:cs="Aptos" w:eastAsia="Aptos" w:hAnsi="Aptos"/>
